--- a/contestant_sim/API参考/mission_lite.docx
+++ b/contestant_sim/API参考/mission_lite.docx
@@ -15,7 +15,7 @@
         <w:rPr>
           <w:b/>
         </w:rPr>
-        <w:t>这个程序用到 26 个 API。</w:t>
+        <w:t>这个程序用到 29 个 API。</w:t>
       </w:r>
       <w:r>
         <w:t>SDK 全部能力有 80 个，其余是底层/备用接口，这个程序没用到。条目按程序里出现的先后排，括号里是首次用到的行号——对着源码从上往下读，顺序能对上。本文档自动生成，不要手改。</w:t>
@@ -102,7 +102,97 @@
           </w:tcPr>
           <w:p>
             <w:r>
-              <w:t>49</w:t>
+              <w:t>83</w:t>
+            </w:r>
+          </w:p>
+        </w:tc>
+        <w:tc>
+          <w:tcPr>
+            <w:tcW w:type="dxa" w:w="2160"/>
+          </w:tcPr>
+          <w:p>
+            <w:r>
+              <w:rPr>
+                <w:rFonts w:ascii="Consolas" w:hAnsi="Consolas"/>
+              </w:rPr>
+              <w:t>set_camera_mode</w:t>
+            </w:r>
+          </w:p>
+        </w:tc>
+        <w:tc>
+          <w:tcPr>
+            <w:tcW w:type="dxa" w:w="2160"/>
+          </w:tcPr>
+          <w:p>
+            <w:r>
+              <w:t>视觉：识别与对准</w:t>
+            </w:r>
+          </w:p>
+        </w:tc>
+        <w:tc>
+          <w:tcPr>
+            <w:tcW w:type="dxa" w:w="2160"/>
+          </w:tcPr>
+          <w:p>
+            <w:r>
+              <w:t>切换自己这架飞机某一路相机的检测模式。</w:t>
+            </w:r>
+          </w:p>
+        </w:tc>
+      </w:tr>
+      <w:tr>
+        <w:tc>
+          <w:tcPr>
+            <w:tcW w:type="dxa" w:w="2160"/>
+          </w:tcPr>
+          <w:p>
+            <w:r>
+              <w:t>95</w:t>
+            </w:r>
+          </w:p>
+        </w:tc>
+        <w:tc>
+          <w:tcPr>
+            <w:tcW w:type="dxa" w:w="2160"/>
+          </w:tcPr>
+          <w:p>
+            <w:r>
+              <w:rPr>
+                <w:rFonts w:ascii="Consolas" w:hAnsi="Consolas"/>
+              </w:rPr>
+              <w:t>progress</w:t>
+            </w:r>
+          </w:p>
+        </w:tc>
+        <w:tc>
+          <w:tcPr>
+            <w:tcW w:type="dxa" w:w="2160"/>
+          </w:tcPr>
+          <w:p>
+            <w:r>
+              <w:t>日志</w:t>
+            </w:r>
+          </w:p>
+        </w:tc>
+        <w:tc>
+          <w:tcPr>
+            <w:tcW w:type="dxa" w:w="2160"/>
+          </w:tcPr>
+          <w:p>
+            <w:r>
+              <w:t>往日志里打一行带机号前缀的进度。选手程序里 print(f'[{ns}] ...')</w:t>
+            </w:r>
+          </w:p>
+        </w:tc>
+      </w:tr>
+      <w:tr>
+        <w:tc>
+          <w:tcPr>
+            <w:tcW w:type="dxa" w:w="2160"/>
+          </w:tcPr>
+          <w:p>
+            <w:r>
+              <w:t>112</w:t>
             </w:r>
           </w:p>
         </w:tc>
@@ -147,7 +237,7 @@
           </w:tcPr>
           <w:p>
             <w:r>
-              <w:t>50</w:t>
+              <w:t>113</w:t>
             </w:r>
           </w:p>
         </w:tc>
@@ -192,7 +282,7 @@
           </w:tcPr>
           <w:p>
             <w:r>
-              <w:t>54</w:t>
+              <w:t>118</w:t>
             </w:r>
           </w:p>
         </w:tc>
@@ -237,7 +327,7 @@
           </w:tcPr>
           <w:p>
             <w:r>
-              <w:t>56</w:t>
+              <w:t>120</w:t>
             </w:r>
           </w:p>
         </w:tc>
@@ -282,7 +372,7 @@
           </w:tcPr>
           <w:p>
             <w:r>
-              <w:t>61</w:t>
+              <w:t>125</w:t>
             </w:r>
           </w:p>
         </w:tc>
@@ -327,7 +417,7 @@
           </w:tcPr>
           <w:p>
             <w:r>
-              <w:t>63</w:t>
+              <w:t>127</w:t>
             </w:r>
           </w:p>
         </w:tc>
@@ -372,7 +462,7 @@
           </w:tcPr>
           <w:p>
             <w:r>
-              <w:t>65</w:t>
+              <w:t>129</w:t>
             </w:r>
           </w:p>
         </w:tc>
@@ -417,7 +507,7 @@
           </w:tcPr>
           <w:p>
             <w:r>
-              <w:t>72</w:t>
+              <w:t>139</w:t>
             </w:r>
           </w:p>
         </w:tc>
@@ -462,7 +552,7 @@
           </w:tcPr>
           <w:p>
             <w:r>
-              <w:t>73</w:t>
+              <w:t>140</w:t>
             </w:r>
           </w:p>
         </w:tc>
@@ -507,7 +597,7 @@
           </w:tcPr>
           <w:p>
             <w:r>
-              <w:t>74</w:t>
+              <w:t>141</w:t>
             </w:r>
           </w:p>
         </w:tc>
@@ -552,7 +642,7 @@
           </w:tcPr>
           <w:p>
             <w:r>
-              <w:t>78</w:t>
+              <w:t>145</w:t>
             </w:r>
           </w:p>
         </w:tc>
@@ -597,7 +687,7 @@
           </w:tcPr>
           <w:p>
             <w:r>
-              <w:t>81</w:t>
+              <w:t>148</w:t>
             </w:r>
           </w:p>
         </w:tc>
@@ -642,7 +732,7 @@
           </w:tcPr>
           <w:p>
             <w:r>
-              <w:t>83</w:t>
+              <w:t>150</w:t>
             </w:r>
           </w:p>
         </w:tc>
@@ -687,7 +777,7 @@
           </w:tcPr>
           <w:p>
             <w:r>
-              <w:t>85</w:t>
+              <w:t>152</w:t>
             </w:r>
           </w:p>
         </w:tc>
@@ -732,7 +822,7 @@
           </w:tcPr>
           <w:p>
             <w:r>
-              <w:t>93</w:t>
+              <w:t>160</w:t>
             </w:r>
           </w:p>
         </w:tc>
@@ -777,7 +867,7 @@
           </w:tcPr>
           <w:p>
             <w:r>
-              <w:t>94</w:t>
+              <w:t>161</w:t>
             </w:r>
           </w:p>
         </w:tc>
@@ -822,7 +912,95 @@
           </w:tcPr>
           <w:p>
             <w:r>
-              <w:t>95</w:t>
+              <w:t>162</w:t>
+            </w:r>
+          </w:p>
+        </w:tc>
+        <w:tc>
+          <w:tcPr>
+            <w:tcW w:type="dxa" w:w="2160"/>
+          </w:tcPr>
+          <w:p>
+            <w:r>
+              <w:rPr>
+                <w:rFonts w:ascii="Consolas" w:hAnsi="Consolas"/>
+              </w:rPr>
+              <w:t>set_max_vel</w:t>
+            </w:r>
+          </w:p>
+        </w:tc>
+        <w:tc>
+          <w:tcPr>
+            <w:tcW w:type="dxa" w:w="2160"/>
+          </w:tcPr>
+          <w:p>
+            <w:r>
+              <w:t>航线飞行</w:t>
+            </w:r>
+          </w:p>
+        </w:tc>
+        <w:tc>
+          <w:tcPr>
+            <w:tcW w:type="dxa" w:w="2160"/>
+          </w:tcPr>
+          <w:p>
+            <w:r>
+              <w:t>改ego_planner的巡航限速，返回改之前的值（方便用完恢复）。</w:t>
+            </w:r>
+          </w:p>
+        </w:tc>
+      </w:tr>
+      <w:tr>
+        <w:tc>
+          <w:tcPr>
+            <w:tcW w:type="dxa" w:w="2160"/>
+          </w:tcPr>
+          <w:p>
+            <w:r>
+              <w:t>162</w:t>
+            </w:r>
+          </w:p>
+        </w:tc>
+        <w:tc>
+          <w:tcPr>
+            <w:tcW w:type="dxa" w:w="2160"/>
+          </w:tcPr>
+          <w:p>
+            <w:r>
+              <w:rPr>
+                <w:rFonts w:ascii="Consolas" w:hAnsi="Consolas"/>
+              </w:rPr>
+              <w:t>max_vel_mps</w:t>
+            </w:r>
+          </w:p>
+        </w:tc>
+        <w:tc>
+          <w:tcPr>
+            <w:tcW w:type="dxa" w:w="2160"/>
+          </w:tcPr>
+          <w:p>
+            <w:r>
+              <w:t>航线飞行</w:t>
+            </w:r>
+          </w:p>
+        </w:tc>
+        <w:tc>
+          <w:tcPr>
+            <w:tcW w:type="dxa" w:w="2160"/>
+          </w:tcPr>
+          <w:p>
+            <w:r/>
+          </w:p>
+        </w:tc>
+      </w:tr>
+      <w:tr>
+        <w:tc>
+          <w:tcPr>
+            <w:tcW w:type="dxa" w:w="2160"/>
+          </w:tcPr>
+          <w:p>
+            <w:r>
+              <w:t>163</w:t>
             </w:r>
           </w:p>
         </w:tc>
@@ -867,52 +1045,7 @@
           </w:tcPr>
           <w:p>
             <w:r>
-              <w:t>97</w:t>
-            </w:r>
-          </w:p>
-        </w:tc>
-        <w:tc>
-          <w:tcPr>
-            <w:tcW w:type="dxa" w:w="2160"/>
-          </w:tcPr>
-          <w:p>
-            <w:r>
-              <w:rPr>
-                <w:rFonts w:ascii="Consolas" w:hAnsi="Consolas"/>
-              </w:rPr>
-              <w:t>progress</w:t>
-            </w:r>
-          </w:p>
-        </w:tc>
-        <w:tc>
-          <w:tcPr>
-            <w:tcW w:type="dxa" w:w="2160"/>
-          </w:tcPr>
-          <w:p>
-            <w:r>
-              <w:t>日志</w:t>
-            </w:r>
-          </w:p>
-        </w:tc>
-        <w:tc>
-          <w:tcPr>
-            <w:tcW w:type="dxa" w:w="2160"/>
-          </w:tcPr>
-          <w:p>
-            <w:r>
-              <w:t>往日志里打一行带机号前缀的进度。选手程序里 print(f'[{ns}] ...')</w:t>
-            </w:r>
-          </w:p>
-        </w:tc>
-      </w:tr>
-      <w:tr>
-        <w:tc>
-          <w:tcPr>
-            <w:tcW w:type="dxa" w:w="2160"/>
-          </w:tcPr>
-          <w:p>
-            <w:r>
-              <w:t>117</w:t>
+              <w:t>195</w:t>
             </w:r>
           </w:p>
         </w:tc>
@@ -957,7 +1090,7 @@
           </w:tcPr>
           <w:p>
             <w:r>
-              <w:t>140</w:t>
+              <w:t>226</w:t>
             </w:r>
           </w:p>
         </w:tc>
@@ -1002,7 +1135,7 @@
           </w:tcPr>
           <w:p>
             <w:r>
-              <w:t>142</w:t>
+              <w:t>232</w:t>
             </w:r>
           </w:p>
         </w:tc>
@@ -1047,7 +1180,7 @@
           </w:tcPr>
           <w:p>
             <w:r>
-              <w:t>145</w:t>
+              <w:t>234</w:t>
             </w:r>
           </w:p>
         </w:tc>
@@ -1080,7 +1213,7 @@
           </w:tcPr>
           <w:p>
             <w:r>
-              <w:t>驱动机械抓。release=False 抓紧，True 松开。</w:t>
+              <w:t>驱动机械抓。release=False 抓紧，True 松开（打开爪子）。</w:t>
             </w:r>
           </w:p>
         </w:tc>
@@ -1092,7 +1225,7 @@
           </w:tcPr>
           <w:p>
             <w:r>
-              <w:t>148</w:t>
+              <w:t>237</w:t>
             </w:r>
           </w:p>
         </w:tc>
@@ -1137,7 +1270,7 @@
           </w:tcPr>
           <w:p>
             <w:r>
-              <w:t>168</w:t>
+              <w:t>265</w:t>
             </w:r>
           </w:p>
         </w:tc>
@@ -1182,7 +1315,7 @@
           </w:tcPr>
           <w:p>
             <w:r>
-              <w:t>171</w:t>
+              <w:t>273</w:t>
             </w:r>
           </w:p>
         </w:tc>
@@ -1215,7 +1348,7 @@
           </w:tcPr>
           <w:p>
             <w:r>
-              <w:t>飞到物资点 -&gt; 边瞄边降到底 -&gt; 松开 -&gt; 起飞回巡航高度。</w:t>
+              <w:t>飞到物资点 -&gt; 降落 -&gt; 松开 -&gt; 起飞回巡航高度。</w:t>
             </w:r>
           </w:p>
         </w:tc>
@@ -1227,7 +1360,7 @@
           </w:tcPr>
           <w:p>
             <w:r>
-              <w:t>197</w:t>
+              <w:t>314</w:t>
             </w:r>
           </w:p>
         </w:tc>
@@ -1286,7 +1419,7 @@
           <w:b/>
           <w:sz w:val="22"/>
         </w:rPr>
-        <w:t>own_pad()</w:t>
+        <w:t>set_camera_mode(camera: str, mode: str='yolo', wait: bool=True, timeout: float=20.0)</w:t>
       </w:r>
     </w:p>
     <w:p>
@@ -1295,45 +1428,21 @@
           <w:i/>
           <w:sz w:val="18"/>
         </w:rPr>
-        <w:t>第 49 行首次用到 · 起飞 / 降落 / 返航</w:t>
+        <w:t>第 83 行首次用到 · 视觉：识别与对准</w:t>
       </w:r>
     </w:p>
     <w:p>
       <w:r>
-        <w:t>自己起降点的世界坐标。起飞时飞机就在起降点上，局部原点换过去就是。</w:t>
-      </w:r>
-    </w:p>
-    <w:p>
-      <w:r>
-        <w:rPr>
-          <w:rFonts w:ascii="Consolas" w:hAnsi="Consolas"/>
-          <w:b/>
-          <w:sz w:val="22"/>
-        </w:rPr>
-        <w:t>lead_formation(route: Sequence[Tuple[float, float]], spacing_m: Optional[float]=None, agl_m: float=2.0, hold_s: float=2.0, start_xy: Optional[Tuple[float, float]]=None, final_xy: Optional[Tuple[float, float]]=None, disband_at: Optional[Tuple[float, float]]=None, wait_follower_s: float=300.0, tail_direct: bool=False)</w:t>
-      </w:r>
-    </w:p>
-    <w:p>
-      <w:r>
-        <w:rPr>
-          <w:i/>
-          <w:sz w:val="18"/>
-        </w:rPr>
-        <w:t>第 50 行首次用到 · 编队</w:t>
-      </w:r>
-    </w:p>
-    <w:p>
-      <w:r>
-        <w:t>长机带队飞一条航线。</w:t>
+        <w:t>切换</w:t>
       </w:r>
       <w:r>
         <w:rPr>
           <w:b/>
         </w:rPr>
-        <w:t>只管空中段</w:t>
-      </w:r>
-      <w:r>
-        <w:t>，起降由调用方自己决定。</w:t>
+        <w:t>自己这架飞机</w:t>
+      </w:r>
+      <w:r>
+        <w:t>某一路相机的检测模式。</w:t>
       </w:r>
     </w:p>
     <w:p>
@@ -1350,7 +1459,25 @@
         <w:ind w:left="480"/>
       </w:pPr>
       <w:r>
-        <w:t>route: 航线（世界坐标）。</w:t>
+        <w:t xml:space="preserve">camera: </w:t>
+      </w:r>
+      <w:r>
+        <w:rPr>
+          <w:rFonts w:ascii="Consolas" w:hAnsi="Consolas"/>
+        </w:rPr>
+        <w:t>'front'</w:t>
+      </w:r>
+      <w:r>
+        <w:t xml:space="preserve">（前视，= control_server 的 cam0）或 </w:t>
+      </w:r>
+      <w:r>
+        <w:rPr>
+          <w:rFonts w:ascii="Consolas" w:hAnsi="Consolas"/>
+        </w:rPr>
+        <w:t>'down'</w:t>
+      </w:r>
+      <w:r>
+        <w:t>（下视，= cam1）。</w:t>
       </w:r>
     </w:p>
     <w:p>
@@ -1359,43 +1486,43 @@
         <w:ind w:left="480"/>
       </w:pPr>
       <w:r>
-        <w:t>spacing_m: 目标纵向间距（米）。</w:t>
-      </w:r>
-      <w:r>
-        <w:rPr>
-          <w:b/>
-        </w:rPr>
-        <w:t>不给就用 `self.spacing_m`</w:t>
-      </w:r>
-      <w:r>
-        <w:t xml:space="preserve"> （</w:t>
+        <w:t xml:space="preserve">mode: </w:t>
       </w:r>
       <w:r>
         <w:rPr>
           <w:rFonts w:ascii="Consolas" w:hAnsi="Consolas"/>
         </w:rPr>
-        <w:t>run()</w:t>
-      </w:r>
-      <w:r>
-        <w:t xml:space="preserve"> 从命令行 </w:t>
+        <w:t>'yolo'</w:t>
+      </w:r>
+      <w:r>
+        <w:t xml:space="preserve"> 检测 / </w:t>
       </w:r>
       <w:r>
         <w:rPr>
           <w:rFonts w:ascii="Consolas" w:hAnsi="Consolas"/>
         </w:rPr>
-        <w:t>--spacing</w:t>
-      </w:r>
-      <w:r>
-        <w:t xml:space="preserve"> 存进去的值），所以一般不用传—— 写 </w:t>
+        <w:t>'apriltag'</w:t>
+      </w:r>
+      <w:r>
+        <w:t xml:space="preserve"> 只认标签 / </w:t>
       </w:r>
       <w:r>
         <w:rPr>
           <w:rFonts w:ascii="Consolas" w:hAnsi="Consolas"/>
         </w:rPr>
-        <w:t>spacing_m=sdk.spacing_m</w:t>
-      </w:r>
-      <w:r>
-        <w:t xml:space="preserve"> 等于把 SDK 自己的值原样传回来， 没有任何信息量。只有这一段要用跟全局不同的间距时才显式给。</w:t>
+        <w:t>'raw'</w:t>
+      </w:r>
+      <w:r>
+        <w:t xml:space="preserve"> 纯视频直通 / </w:t>
+      </w:r>
+      <w:r>
+        <w:rPr>
+          <w:rFonts w:ascii="Consolas" w:hAnsi="Consolas"/>
+        </w:rPr>
+        <w:t>'stop'</w:t>
+      </w:r>
+      <w:r>
+        <w:t xml:space="preserve"> 停掉这一路。同一路相机上这几种模式互斥。</w:t>
       </w:r>
     </w:p>
     <w:p>
@@ -1404,7 +1531,34 @@
         <w:ind w:left="480"/>
       </w:pPr>
       <w:r>
-        <w:t>agl_m: 全程锁的离地高度（米）。</w:t>
+        <w:t xml:space="preserve">wait: </w:t>
+      </w:r>
+      <w:r>
+        <w:rPr>
+          <w:rFonts w:ascii="Consolas" w:hAnsi="Consolas"/>
+        </w:rPr>
+        <w:t>mode='yolo'</w:t>
+      </w:r>
+      <w:r>
+        <w:t xml:space="preserve"> 时是否等到这一路</w:t>
+      </w:r>
+      <w:r>
+        <w:rPr>
+          <w:b/>
+        </w:rPr>
+        <w:t>真的出检测数据</w:t>
+      </w:r>
+      <w:r>
+        <w:t xml:space="preserve">才返回。 默认 True——只发请求不等的话，紧接着的 </w:t>
+      </w:r>
+      <w:r>
+        <w:rPr>
+          <w:rFonts w:ascii="Consolas" w:hAnsi="Consolas"/>
+        </w:rPr>
+        <w:t>wait_for_detection()</w:t>
+      </w:r>
+      <w:r>
+        <w:t xml:space="preserve"> 很可能在节点还没起好时就开始等。</w:t>
       </w:r>
     </w:p>
     <w:p>
@@ -1413,7 +1567,45 @@
         <w:ind w:left="480"/>
       </w:pPr>
       <w:r>
-        <w:t>hold_s: 每个航点停多久（秒）。转向跟停顿同时进行，不足的部分补足。</w:t>
+        <w:t>timeout: 等出数据的超时秒数。实测正常 4 秒，默认给足余量。</w:t>
+      </w:r>
+    </w:p>
+    <w:p>
+      <w:r>
+        <w:rPr>
+          <w:rFonts w:ascii="Consolas" w:hAnsi="Consolas"/>
+          <w:b/>
+          <w:sz w:val="22"/>
+        </w:rPr>
+        <w:t>progress(text: str)</w:t>
+      </w:r>
+    </w:p>
+    <w:p>
+      <w:r>
+        <w:rPr>
+          <w:i/>
+          <w:sz w:val="18"/>
+        </w:rPr>
+        <w:t>第 95 行首次用到 · 日志</w:t>
+      </w:r>
+    </w:p>
+    <w:p>
+      <w:r>
+        <w:t xml:space="preserve">往日志里打一行带机号前缀的进度。选手程序里 </w:t>
+      </w:r>
+      <w:r>
+        <w:rPr>
+          <w:rFonts w:ascii="Consolas" w:hAnsi="Consolas"/>
+        </w:rPr>
+        <w:t>print(f'[{ns}] ...')</w:t>
+      </w:r>
+    </w:p>
+    <w:p>
+      <w:r>
+        <w:rPr>
+          <w:b/>
+        </w:rPr>
+        <w:t>参数</w:t>
       </w:r>
     </w:p>
     <w:p>
@@ -1422,7 +1614,16 @@
         <w:ind w:left="480"/>
       </w:pPr>
       <w:r>
-        <w:t>start_xy: 从哪儿起步（默认自己当前位置换算成的起飞点）。编队段从 半路开始时要给，否则僚机算出来的起始站位会跑到场外。</w:t>
+        <w:t xml:space="preserve">text: 要打的内容。会自动加上 </w:t>
+      </w:r>
+      <w:r>
+        <w:rPr>
+          <w:rFonts w:ascii="Consolas" w:hAnsi="Consolas"/>
+        </w:rPr>
+        <w:t>[机号]</w:t>
+      </w:r>
+      <w:r>
+        <w:t xml:space="preserve"> 前缀并 flush， 不用自己拼。</w:t>
       </w:r>
     </w:p>
     <w:p>
@@ -1431,7 +1632,72 @@
         <w:ind w:left="480"/>
       </w:pPr>
       <w:r>
-        <w:t>final_xy: 航线跑完再飞到哪儿（默认 route[0]）。</w:t>
+        <w:t>满篇都是，用这个就不必每次自己拼前缀、也不会漏 flush=True。</w:t>
+      </w:r>
+    </w:p>
+    <w:p>
+      <w:r>
+        <w:rPr>
+          <w:rFonts w:ascii="Consolas" w:hAnsi="Consolas"/>
+          <w:b/>
+          <w:sz w:val="22"/>
+        </w:rPr>
+        <w:t>own_pad()</w:t>
+      </w:r>
+    </w:p>
+    <w:p>
+      <w:r>
+        <w:rPr>
+          <w:i/>
+          <w:sz w:val="18"/>
+        </w:rPr>
+        <w:t>第 112 行首次用到 · 起飞 / 降落 / 返航</w:t>
+      </w:r>
+    </w:p>
+    <w:p>
+      <w:r>
+        <w:t>自己起降点的世界坐标。起飞时飞机就在起降点上，局部原点换过去就是。</w:t>
+      </w:r>
+    </w:p>
+    <w:p>
+      <w:r>
+        <w:rPr>
+          <w:rFonts w:ascii="Consolas" w:hAnsi="Consolas"/>
+          <w:b/>
+          <w:sz w:val="22"/>
+        </w:rPr>
+        <w:t>lead_formation(route: Sequence[Tuple[float, float]], spacing_m: Optional[float]=None, agl_m: float=2.0, hold_s: float=2.0, start_xy: Optional[Tuple[float, float]]=None, direct_legs: Optional[Sequence[Tuple[Tuple[float, float], Tuple[float, float]]]]=None, final_xy: Optional[Tuple[float, float]]=None, disband_at: Optional[Tuple[float, float]]=None, wait_follower_s: float=300.0, tail_direct: bool=False, turn_at_waypoint: bool=False)</w:t>
+      </w:r>
+    </w:p>
+    <w:p>
+      <w:r>
+        <w:rPr>
+          <w:i/>
+          <w:sz w:val="18"/>
+        </w:rPr>
+        <w:t>第 113 行首次用到 · 编队</w:t>
+      </w:r>
+    </w:p>
+    <w:p>
+      <w:r>
+        <w:t>长机带队飞一条航线。</w:t>
+      </w:r>
+      <w:r>
+        <w:rPr>
+          <w:b/>
+        </w:rPr>
+        <w:t>只管空中段</w:t>
+      </w:r>
+      <w:r>
+        <w:t>，起降由调用方自己决定。</w:t>
+      </w:r>
+    </w:p>
+    <w:p>
+      <w:r>
+        <w:rPr>
+          <w:b/>
+        </w:rPr>
+        <w:t>参数</w:t>
       </w:r>
     </w:p>
     <w:p>
@@ -1440,16 +1706,7 @@
         <w:ind w:left="480"/>
       </w:pPr>
       <w:r>
-        <w:t>disband_at: 给了就按"</w:t>
-      </w:r>
-      <w:r>
-        <w:rPr>
-          <w:b/>
-        </w:rPr>
-        <w:t>僚机过了这个航点</w:t>
-      </w:r>
-      <w:r>
-        <w:t>"解散；不给按"长机飞回 自己起飞点上空"解散。</w:t>
+        <w:t>route: 航线（世界坐标）。</w:t>
       </w:r>
     </w:p>
     <w:p>
@@ -1458,7 +1715,43 @@
         <w:ind w:left="480"/>
       </w:pPr>
       <w:r>
-        <w:t>wait_follower_s: 等僚机到站位的上限，等不到也照飞。</w:t>
+        <w:t>spacing_m: 目标纵向间距（米）。</w:t>
+      </w:r>
+      <w:r>
+        <w:rPr>
+          <w:b/>
+        </w:rPr>
+        <w:t>不给就用 `self.spacing_m`</w:t>
+      </w:r>
+      <w:r>
+        <w:t xml:space="preserve"> （</w:t>
+      </w:r>
+      <w:r>
+        <w:rPr>
+          <w:rFonts w:ascii="Consolas" w:hAnsi="Consolas"/>
+        </w:rPr>
+        <w:t>run()</w:t>
+      </w:r>
+      <w:r>
+        <w:t xml:space="preserve"> 从命令行 </w:t>
+      </w:r>
+      <w:r>
+        <w:rPr>
+          <w:rFonts w:ascii="Consolas" w:hAnsi="Consolas"/>
+        </w:rPr>
+        <w:t>--spacing</w:t>
+      </w:r>
+      <w:r>
+        <w:t xml:space="preserve"> 存进去的值），所以一般不用传—— 写 </w:t>
+      </w:r>
+      <w:r>
+        <w:rPr>
+          <w:rFonts w:ascii="Consolas" w:hAnsi="Consolas"/>
+        </w:rPr>
+        <w:t>spacing_m=sdk.spacing_m</w:t>
+      </w:r>
+      <w:r>
+        <w:t xml:space="preserve"> 等于把 SDK 自己的值原样传回来， 没有任何信息量。只有这一段要用跟全局不同的间距时才显式给。</w:t>
       </w:r>
     </w:p>
     <w:p>
@@ -1467,6 +1760,168 @@
         <w:ind w:left="480"/>
       </w:pPr>
       <w:r>
+        <w:t>agl_m: 全程锁的离地高度（米）。</w:t>
+      </w:r>
+    </w:p>
+    <w:p>
+      <w:pPr>
+        <w:pStyle w:val="ListBullet"/>
+        <w:ind w:left="480"/>
+      </w:pPr>
+      <w:r>
+        <w:t>hold_s: 每个航点停多久（秒）。转向跟停顿同时进行，不足的部分补足。</w:t>
+      </w:r>
+    </w:p>
+    <w:p>
+      <w:pPr>
+        <w:pStyle w:val="ListBullet"/>
+        <w:ind w:left="480"/>
+      </w:pPr>
+      <w:r>
+        <w:t>start_xy: 从哪儿起步（默认自己当前位置换算成的起飞点）。编队段从 半路开始时要给，否则僚机算出来的起始站位会跑到场外。</w:t>
+      </w:r>
+    </w:p>
+    <w:p>
+      <w:pPr>
+        <w:pStyle w:val="ListBullet"/>
+        <w:ind w:left="480"/>
+      </w:pPr>
+      <w:r>
+        <w:t>direct_legs: 指定哪些航段走</w:t>
+      </w:r>
+      <w:r>
+        <w:rPr>
+          <w:b/>
+        </w:rPr>
+        <w:t>直飞</w:t>
+      </w:r>
+      <w:r>
+        <w:t>（</w:t>
+      </w:r>
+      <w:r>
+        <w:rPr>
+          <w:rFonts w:ascii="Consolas" w:hAnsi="Consolas"/>
+        </w:rPr>
+        <w:t>goto_direct</w:t>
+      </w:r>
+      <w:r>
+        <w:t xml:space="preserve">，不经规划器、 </w:t>
+      </w:r>
+      <w:r>
+        <w:rPr>
+          <w:b/>
+        </w:rPr>
+        <w:t>没有避障</w:t>
+      </w:r>
+      <w:r>
+        <w:t xml:space="preserve">），元素是世界坐标的 </w:t>
+      </w:r>
+      <w:r>
+        <w:rPr>
+          <w:rFonts w:ascii="Consolas" w:hAnsi="Consolas"/>
+        </w:rPr>
+        <w:t>(起点, 终点)</w:t>
+      </w:r>
+      <w:r>
+        <w:t xml:space="preserve"> 对，比如 </w:t>
+      </w:r>
+      <w:r>
+        <w:rPr>
+          <w:rFonts w:ascii="Consolas" w:hAnsi="Consolas"/>
+        </w:rPr>
+        <w:t>[(ROUTE_B, ROUTE_C), (ROUTE_C, ROUTE_G)]</w:t>
+      </w:r>
+      <w:r>
+        <w:t xml:space="preserve">。不在表里的航段照常 走规划器。 ⚠️ </w:t>
+      </w:r>
+      <w:r>
+        <w:rPr>
+          <w:b/>
+        </w:rPr>
+        <w:t>每一段都必须先用 `tools/check_route.py --direct` 核过余量</w:t>
+      </w:r>
+      <w:r>
+        <w:t xml:space="preserve">。 2026-10-01 就是手算漏了 </w:t>
+      </w:r>
+      <w:r>
+        <w:rPr>
+          <w:rFonts w:ascii="Consolas" w:hAnsi="Consolas"/>
+        </w:rPr>
+        <w:t>obstacle_cylinder</w:t>
+      </w:r>
+      <w:r>
+        <w:t>，把正穿 6 米高柱子的 航段判成"干净"改成直飞，结果擦墙摔机（那根圆柱 2026-10-11 已被 用户去掉，但"不手算、用工具"这条照旧）。工具会把布局文件里的 立柱/避障圆柱/仿地模块/四面墙</w:t>
+      </w:r>
+      <w:r>
+        <w:rPr>
+          <w:b/>
+        </w:rPr>
+        <w:t>全部</w:t>
+      </w:r>
+      <w:r>
+        <w:t>读出来算。 ⚠️ 工具只算</w:t>
+      </w:r>
+      <w:r>
+        <w:rPr>
+          <w:b/>
+        </w:rPr>
+        <w:t>水平</w:t>
+      </w:r>
+      <w:r>
+        <w:t>余量，不看障碍高度。像"仿地模块"这种高 0.6 m （2026-10-11 用户从 0.5 改的）的地面凸起，它会报余量 0、判定 不可直飞，但巡航 1.5 m 时从上方飞过是安全的——这种例外要自己判断，并且记住：</w:t>
+      </w:r>
+      <w:r>
+        <w:rPr>
+          <w:b/>
+        </w:rPr>
+        <w:t>巡航高度一旦降低， 结论就不再成立</w:t>
+      </w:r>
+      <w:r>
+        <w:t>。</w:t>
+      </w:r>
+    </w:p>
+    <w:p>
+      <w:pPr>
+        <w:pStyle w:val="ListBullet"/>
+        <w:ind w:left="480"/>
+      </w:pPr>
+      <w:r>
+        <w:t>final_xy: 航线跑完再飞到哪儿（默认 route[0]）。</w:t>
+      </w:r>
+    </w:p>
+    <w:p>
+      <w:pPr>
+        <w:pStyle w:val="ListBullet"/>
+        <w:ind w:left="480"/>
+      </w:pPr>
+      <w:r>
+        <w:t>disband_at: 给了就按"</w:t>
+      </w:r>
+      <w:r>
+        <w:rPr>
+          <w:b/>
+        </w:rPr>
+        <w:t>僚机过了这个航点</w:t>
+      </w:r>
+      <w:r>
+        <w:t>"解散；不给按"长机飞回 自己起飞点上空"解散。</w:t>
+      </w:r>
+    </w:p>
+    <w:p>
+      <w:pPr>
+        <w:pStyle w:val="ListBullet"/>
+        <w:ind w:left="480"/>
+      </w:pPr>
+      <w:r>
+        <w:t>wait_follower_s: 等僚机到站位的上限，等不到也照飞。</w:t>
+      </w:r>
+    </w:p>
+    <w:p>
+      <w:pPr>
+        <w:pStyle w:val="ListBullet"/>
+        <w:ind w:left="480"/>
+      </w:pPr>
+      <w:r>
         <w:t xml:space="preserve">tail_direct: 最后一段（飞往 final_xy 那一段）走直线。 </w:t>
       </w:r>
       <w:r>
@@ -1486,6 +1941,105 @@
       </w:r>
       <w:r>
         <w:t xml:space="preserve"> 的 direct：必须算过这条直线的余量。</w:t>
+      </w:r>
+    </w:p>
+    <w:p>
+      <w:pPr>
+        <w:pStyle w:val="ListBullet"/>
+        <w:ind w:left="480"/>
+      </w:pPr>
+      <w:r>
+        <w:t>turn_at_waypoint: 拐点要不要把机头转到下一段航向。</w:t>
+      </w:r>
+      <w:r>
+        <w:rPr>
+          <w:b/>
+        </w:rPr>
+        <w:t>默认 False=不转</w:t>
+      </w:r>
+      <w:r>
+        <w:t xml:space="preserve"> （2026-10-05 用户要求改成默认不转向）。 · False：机头保持进入编队段时的朝向不变，整条航线不动。</w:t>
+      </w:r>
+      <w:r>
+        <w:rPr>
+          <w:rFonts w:ascii="Consolas" w:hAnsi="Consolas"/>
+        </w:rPr>
+        <w:t>hold_s</w:t>
+      </w:r>
+      <w:r>
+        <w:t xml:space="preserve"> 仍然照停——那个停顿是给僚机收间距用的，跟转不转向无关。 · True：拐点先停下把机头转到该段航向再前飞（</w:t>
+      </w:r>
+      <w:r>
+        <w:rPr>
+          <w:rFonts w:ascii="Consolas" w:hAnsi="Consolas"/>
+        </w:rPr>
+        <w:t>face_yaw()</w:t>
+      </w:r>
+      <w:r>
+        <w:t xml:space="preserve">，容差 5°、超时 15 秒）。实际转速受两级限幅：traj_server 的 </w:t>
+      </w:r>
+      <w:r>
+        <w:rPr>
+          <w:rFonts w:ascii="Consolas" w:hAnsi="Consolas"/>
+        </w:rPr>
+        <w:t>yaw_dot_max</w:t>
+      </w:r>
+      <w:r>
+        <w:t xml:space="preserve">（EGO_YAW_DOT_MAX，真机 0.8 rad/s ≈ 45.8 °/s）和 飞控的 </w:t>
+      </w:r>
+      <w:r>
+        <w:rPr>
+          <w:rFonts w:ascii="Consolas" w:hAnsi="Consolas"/>
+        </w:rPr>
+        <w:t>MPC_YAWRAUTO_MAX</w:t>
+      </w:r>
+      <w:r>
+        <w:t xml:space="preserve">（真机 45.0 °/s，实际瓶颈），所以 90° 左右的拐点约 2 秒转完，跟 </w:t>
+      </w:r>
+      <w:r>
+        <w:rPr>
+          <w:rFonts w:ascii="Consolas" w:hAnsi="Consolas"/>
+        </w:rPr>
+        <w:t>hold_s=2.0</w:t>
+      </w:r>
+      <w:r>
+        <w:t xml:space="preserve"> 刚好吻合。 ⚠️ 这一项只管长机。僚机那侧是 </w:t>
+      </w:r>
+      <w:r>
+        <w:rPr>
+          <w:rFonts w:ascii="Consolas" w:hAnsi="Consolas"/>
+        </w:rPr>
+        <w:t>follow_formation()</w:t>
+      </w:r>
+      <w:r>
+        <w:t xml:space="preserve"> 的</w:t>
+      </w:r>
+      <w:r>
+        <w:rPr>
+          <w:b/>
+        </w:rPr>
+        <w:t>同名参数</w:t>
+      </w:r>
+      <w:r>
+        <w:t xml:space="preserve"> （默认值也是 False），它往下传成 </w:t>
+      </w:r>
+      <w:r>
+        <w:rPr>
+          <w:rFonts w:ascii="Consolas" w:hAnsi="Consolas"/>
+        </w:rPr>
+        <w:t>formation_follower_node</w:t>
+      </w:r>
+      <w:r>
+        <w:t xml:space="preserve"> 的 </w:t>
+      </w:r>
+      <w:r>
+        <w:rPr>
+          <w:rFonts w:ascii="Consolas" w:hAnsi="Consolas"/>
+        </w:rPr>
+        <w:t>yaw_follow_leg</w:t>
+      </w:r>
+      <w:r>
+        <w:t>。两边分别设置、互不联动——要一致就两边给同一个值。</w:t>
       </w:r>
     </w:p>
     <w:p>
@@ -1518,7 +2072,7 @@
           <w:i/>
           <w:sz w:val="18"/>
         </w:rPr>
-        <w:t>第 54 行首次用到 · 起飞 / 降落 / 返航</w:t>
+        <w:t>第 118 行首次用到 · 起飞 / 降落 / 返航</w:t>
       </w:r>
     </w:p>
     <w:p>
@@ -1645,7 +2199,7 @@
           <w:i/>
           <w:sz w:val="18"/>
         </w:rPr>
-        <w:t>第 56 行首次用到 · 航线飞行</w:t>
+        <w:t>第 120 行首次用到 · 航线飞行</w:t>
       </w:r>
     </w:p>
     <w:p>
@@ -1758,7 +2312,7 @@
           <w:i/>
           <w:sz w:val="18"/>
         </w:rPr>
-        <w:t>第 61 行首次用到 · 声光播报</w:t>
+        <w:t>第 125 行首次用到 · 声光播报</w:t>
       </w:r>
     </w:p>
     <w:p>
@@ -1826,7 +2380,7 @@
           <w:i/>
           <w:sz w:val="18"/>
         </w:rPr>
-        <w:t>第 63 行首次用到 · 跨机协同</w:t>
+        <w:t>第 127 行首次用到 · 跨机协同</w:t>
       </w:r>
     </w:p>
     <w:p>
@@ -1912,7 +2466,7 @@
           <w:i/>
           <w:sz w:val="18"/>
         </w:rPr>
-        <w:t>第 65 行首次用到 · 跨机协同</w:t>
+        <w:t>第 129 行首次用到 · 跨机协同</w:t>
       </w:r>
     </w:p>
     <w:p>
@@ -2007,7 +2561,7 @@
           <w:i/>
           <w:sz w:val="18"/>
         </w:rPr>
-        <w:t>第 72 行首次用到 · 视觉：识别与对准</w:t>
+        <w:t>第 139 行首次用到 · 视觉：识别与对准</w:t>
       </w:r>
     </w:p>
     <w:p>
@@ -2125,7 +2679,7 @@
           <w:i/>
           <w:sz w:val="18"/>
         </w:rPr>
-        <w:t>第 73 行首次用到 · 拍照</w:t>
+        <w:t>第 140 行首次用到 · 拍照</w:t>
       </w:r>
     </w:p>
     <w:p>
@@ -2225,7 +2779,7 @@
           <w:i/>
           <w:sz w:val="18"/>
         </w:rPr>
-        <w:t>第 74 行首次用到 · 航线飞行</w:t>
+        <w:t>第 141 行首次用到 · 航线飞行</w:t>
       </w:r>
     </w:p>
     <w:p>
@@ -2284,7 +2838,7 @@
           <w:i/>
           <w:sz w:val="18"/>
         </w:rPr>
-        <w:t>第 78 行首次用到 · 抓放与发射</w:t>
+        <w:t>第 145 行首次用到 · 抓放与发射</w:t>
       </w:r>
     </w:p>
     <w:p>
@@ -2366,7 +2920,7 @@
           <w:i/>
           <w:sz w:val="18"/>
         </w:rPr>
-        <w:t>第 81 行首次用到 · 跨机协同</w:t>
+        <w:t>第 148 行首次用到 · 跨机协同</w:t>
       </w:r>
     </w:p>
     <w:p>
@@ -2434,7 +2988,7 @@
           <w:i/>
           <w:sz w:val="18"/>
         </w:rPr>
-        <w:t>第 83 行首次用到 · 视觉：识别与对准</w:t>
+        <w:t>第 150 行首次用到 · 视觉：识别与对准</w:t>
       </w:r>
     </w:p>
     <w:p>
@@ -2465,7 +3019,7 @@
         <w:t>[(标签, (wx, wy), 观察位名, 机头朝向°, 这站要不要查), ...]</w:t>
       </w:r>
       <w:r>
-        <w:t>。 连续两站是同一个观察位时不重复飞，只原地转向（任务3 的 M 点 要先朝南拍 3# 楼、再原地转 180° 查 2# 楼）。</w:t>
+        <w:t>。 连续两站是同一个观察位时不重复飞，只原地转向（任务3 的 M 点 要先朝南拍 1# 楼、再原地转 180° 查 2# 楼；2026-10-11 编号互换 前这一站是 3# 楼）。</w:t>
       </w:r>
     </w:p>
     <w:p>
@@ -2565,7 +3119,7 @@
           <w:i/>
           <w:sz w:val="18"/>
         </w:rPr>
-        <w:t>第 85 行首次用到 · 航线飞行</w:t>
+        <w:t>第 152 行首次用到 · 航线飞行</w:t>
       </w:r>
     </w:p>
     <w:p>
@@ -2642,7 +3196,7 @@
           <w:i/>
           <w:sz w:val="18"/>
         </w:rPr>
-        <w:t>第 93 行首次用到 · 拍照</w:t>
+        <w:t>第 160 行首次用到 · 拍照</w:t>
       </w:r>
     </w:p>
     <w:p>
@@ -2666,7 +3220,7 @@
           <w:i/>
           <w:sz w:val="18"/>
         </w:rPr>
-        <w:t>第 94 行首次用到 · 跨机协同</w:t>
+        <w:t>第 161 行首次用到 · 跨机协同</w:t>
       </w:r>
     </w:p>
     <w:p>
@@ -2721,7 +3275,7 @@
           <w:b/>
           <w:sz w:val="22"/>
         </w:rPr>
-        <w:t>takeoff(timeout: float=60.0, height_m: Optional[float]=None)</w:t>
+        <w:t>set_max_vel(max_vel_mps: float, timeout: float=5.0)</w:t>
       </w:r>
     </w:p>
     <w:p>
@@ -2730,45 +3284,21 @@
           <w:i/>
           <w:sz w:val="18"/>
         </w:rPr>
-        <w:t>第 95 行首次用到 · 起飞 / 降落 / 返航</w:t>
+        <w:t>第 162 行首次用到 · 航线飞行</w:t>
       </w:r>
     </w:p>
     <w:p>
       <w:r>
-        <w:t>起飞：发布</w:t>
+        <w:t>改</w:t>
       </w:r>
       <w:r>
         <w:rPr>
           <w:rFonts w:ascii="Consolas" w:hAnsi="Consolas"/>
         </w:rPr>
-        <w:t>TakeoffLand{TAKEOFF}</w:t>
-      </w:r>
-      <w:r>
-        <w:t>，阻塞直到</w:t>
-      </w:r>
-      <w:r>
-        <w:rPr>
-          <w:rFonts w:ascii="Consolas" w:hAnsi="Consolas"/>
-        </w:rPr>
-        <w:t>armed=True</w:t>
-      </w:r>
-      <w:r>
-        <w:rPr>
-          <w:b/>
-        </w:rPr>
-        <w:t>且</w:t>
-      </w:r>
-      <w:r>
-        <w:t>飞控自己的起飞状态机真正爬升到位、转入稳定悬停——不是</w:t>
-      </w:r>
-      <w:r>
-        <w:rPr>
-          <w:rFonts w:ascii="Consolas" w:hAnsi="Consolas"/>
-        </w:rPr>
-        <w:t>armed=True</w:t>
-      </w:r>
-      <w:r>
-        <w:t>就立刻返回。</w:t>
+        <w:t>ego_planner</w:t>
+      </w:r>
+      <w:r>
+        <w:t>的巡航限速，返回改之前的值（方便用完恢复）。</w:t>
       </w:r>
     </w:p>
     <w:p>
@@ -2785,34 +3315,7 @@
         <w:ind w:left="480"/>
       </w:pPr>
       <w:r>
-        <w:t>timeout: 总超时秒数，同时覆盖"等</w:t>
-      </w:r>
-      <w:r>
-        <w:rPr>
-          <w:rFonts w:ascii="Consolas" w:hAnsi="Consolas"/>
-        </w:rPr>
-        <w:t>armed=True</w:t>
-      </w:r>
-      <w:r>
-        <w:t>"和"等位置 稳定"这两段。默认从30秒提到60秒——实测确认这套仿真 （</w:t>
-      </w:r>
-      <w:r>
-        <w:rPr>
-          <w:rFonts w:ascii="Consolas" w:hAnsi="Consolas"/>
-        </w:rPr>
-        <w:t>uwb_imu</w:t>
-      </w:r>
-      <w:r>
-        <w:t>+</w:t>
-      </w:r>
-      <w:r>
-        <w:rPr>
-          <w:rFonts w:ascii="Consolas" w:hAnsi="Consolas"/>
-        </w:rPr>
-        <w:t>pt4ctrl</w:t>
-      </w:r>
-      <w:r>
-        <w:t>组合）从解锁到真正稳定悬停，中间 有一段爬升超调+振荡衰减的过程，衰减到0.3米容差以内 经常要20~30秒量级，30秒的旧默认值不够用。</w:t>
+        <w:t>max_vel_mps: 新的限速，米/秒。必须为正。</w:t>
       </w:r>
     </w:p>
     <w:p>
@@ -2821,16 +3324,7 @@
         <w:ind w:left="480"/>
       </w:pPr>
       <w:r>
-        <w:t xml:space="preserve">height_m: 起飞到多高（米，离地）。不给就用飞控 </w:t>
-      </w:r>
-      <w:r>
-        <w:rPr>
-          <w:rFonts w:ascii="Consolas" w:hAnsi="Consolas"/>
-        </w:rPr>
-        <w:t>pt4ctrl</w:t>
-      </w:r>
-      <w:r>
-        <w:t xml:space="preserve"> 里 配置的 takeoff_height。</w:t>
+        <w:t>timeout: 等参数服务响应的超时秒数。</w:t>
       </w:r>
     </w:p>
     <w:p>
@@ -2840,7 +3334,7 @@
           <w:b/>
           <w:sz w:val="22"/>
         </w:rPr>
-        <w:t>progress(text: str)</w:t>
+        <w:t>max_vel_mps</w:t>
       </w:r>
     </w:p>
     <w:p>
@@ -2849,18 +3343,64 @@
           <w:i/>
           <w:sz w:val="18"/>
         </w:rPr>
-        <w:t>第 97 行首次用到 · 日志</w:t>
+        <w:t>第 162 行首次用到 · 航线飞行</w:t>
       </w:r>
     </w:p>
     <w:p>
       <w:r>
-        <w:t xml:space="preserve">往日志里打一行带机号前缀的进度。选手程序里 </w:t>
+        <w:rPr>
+          <w:rFonts w:ascii="Consolas" w:hAnsi="Consolas"/>
+          <w:b/>
+          <w:sz w:val="22"/>
+        </w:rPr>
+        <w:t>takeoff(timeout: float=60.0, height_m: Optional[float]=None)</w:t>
+      </w:r>
+    </w:p>
+    <w:p>
+      <w:r>
+        <w:rPr>
+          <w:i/>
+          <w:sz w:val="18"/>
+        </w:rPr>
+        <w:t>第 163 行首次用到 · 起飞 / 降落 / 返航</w:t>
+      </w:r>
+    </w:p>
+    <w:p>
+      <w:r>
+        <w:t>起飞：发布</w:t>
       </w:r>
       <w:r>
         <w:rPr>
           <w:rFonts w:ascii="Consolas" w:hAnsi="Consolas"/>
         </w:rPr>
-        <w:t>print(f'[{ns}] ...')</w:t>
+        <w:t>TakeoffLand{TAKEOFF}</w:t>
+      </w:r>
+      <w:r>
+        <w:t>，阻塞直到</w:t>
+      </w:r>
+      <w:r>
+        <w:rPr>
+          <w:rFonts w:ascii="Consolas" w:hAnsi="Consolas"/>
+        </w:rPr>
+        <w:t>armed=True</w:t>
+      </w:r>
+      <w:r>
+        <w:rPr>
+          <w:b/>
+        </w:rPr>
+        <w:t>且</w:t>
+      </w:r>
+      <w:r>
+        <w:t>飞控自己的起飞状态机真正爬升到位、转入稳定悬停——不是</w:t>
+      </w:r>
+      <w:r>
+        <w:rPr>
+          <w:rFonts w:ascii="Consolas" w:hAnsi="Consolas"/>
+        </w:rPr>
+        <w:t>armed=True</w:t>
+      </w:r>
+      <w:r>
+        <w:t>就立刻返回。</w:t>
       </w:r>
     </w:p>
     <w:p>
@@ -2877,16 +3417,34 @@
         <w:ind w:left="480"/>
       </w:pPr>
       <w:r>
-        <w:t xml:space="preserve">text: 要打的内容。会自动加上 </w:t>
+        <w:t>timeout: 总超时秒数，同时覆盖"等</w:t>
       </w:r>
       <w:r>
         <w:rPr>
           <w:rFonts w:ascii="Consolas" w:hAnsi="Consolas"/>
         </w:rPr>
-        <w:t>[机号]</w:t>
-      </w:r>
-      <w:r>
-        <w:t xml:space="preserve"> 前缀并 flush， 不用自己拼。</w:t>
+        <w:t>armed=True</w:t>
+      </w:r>
+      <w:r>
+        <w:t>"和"等位置 稳定"这两段。默认从30秒提到60秒——实测确认这套仿真 （</w:t>
+      </w:r>
+      <w:r>
+        <w:rPr>
+          <w:rFonts w:ascii="Consolas" w:hAnsi="Consolas"/>
+        </w:rPr>
+        <w:t>uwb_imu</w:t>
+      </w:r>
+      <w:r>
+        <w:t>+</w:t>
+      </w:r>
+      <w:r>
+        <w:rPr>
+          <w:rFonts w:ascii="Consolas" w:hAnsi="Consolas"/>
+        </w:rPr>
+        <w:t>pt4ctrl</w:t>
+      </w:r>
+      <w:r>
+        <w:t>组合）从解锁到真正稳定悬停，中间 有一段爬升超调+振荡衰减的过程，衰减到0.3米容差以内 经常要20~30秒量级，30秒的旧默认值不够用。</w:t>
       </w:r>
     </w:p>
     <w:p>
@@ -2895,7 +3453,16 @@
         <w:ind w:left="480"/>
       </w:pPr>
       <w:r>
-        <w:t>满篇都是，用这个就不必每次自己拼前缀、也不会漏 flush=True。</w:t>
+        <w:t xml:space="preserve">height_m: 起飞到多高（米，离地）。不给就用飞控 </w:t>
+      </w:r>
+      <w:r>
+        <w:rPr>
+          <w:rFonts w:ascii="Consolas" w:hAnsi="Consolas"/>
+        </w:rPr>
+        <w:t>pt4ctrl</w:t>
+      </w:r>
+      <w:r>
+        <w:t xml:space="preserve"> 里 配置的 takeoff_height。</w:t>
       </w:r>
     </w:p>
     <w:p>
@@ -2905,7 +3472,7 @@
           <w:b/>
           <w:sz w:val="22"/>
         </w:rPr>
-        <w:t>search_along(leg_end: Tuple[float, float], class_id: str, camera: str='down', agl_m: float=2.0, timeout_s: float=420.0, what: str='目标')</w:t>
+        <w:t>search_along(leg_end: Tuple[float, float], class_id: str, camera: str='down', agl_m: float=2.0, timeout_s: float=420.0, what: str='目标', speed_mps: Optional[float]=None, face_leg: bool=True, leg_start: Optional[Tuple[float, float]]=None, center_tol_px: Optional[float]=None, center_timeout_s: Optional[float]=None)</w:t>
       </w:r>
     </w:p>
     <w:p>
@@ -2914,7 +3481,7 @@
           <w:i/>
           <w:sz w:val="18"/>
         </w:rPr>
-        <w:t>第 117 行首次用到 · 视觉：识别与对准</w:t>
+        <w:t>第 195 行首次用到 · 视觉：识别与对准</w:t>
       </w:r>
     </w:p>
     <w:p>
@@ -3003,35 +3570,21 @@
       </w:r>
     </w:p>
     <w:p>
+      <w:pPr>
+        <w:pStyle w:val="ListBullet"/>
+        <w:ind w:left="480"/>
+      </w:pPr>
+      <w:r>
+        <w:t xml:space="preserve">speed_mps: 这一段的巡航限速（米/秒）。不给就用 </w:t>
+      </w:r>
       <w:r>
         <w:rPr>
           <w:rFonts w:ascii="Consolas" w:hAnsi="Consolas"/>
-          <w:b/>
-          <w:sz w:val="22"/>
         </w:rPr>
-        <w:t>fetch_from(wxy: Tuple[float, float], class_id: str, what: str='物资', agl_m: float=2.0, sound: Optional[str]=None, direct: bool=False)</w:t>
-      </w:r>
-    </w:p>
-    <w:p>
-      <w:r>
-        <w:rPr>
-          <w:i/>
-          <w:sz w:val="18"/>
-        </w:rPr>
-        <w:t>第 140 行首次用到 · 抓放与发射</w:t>
-      </w:r>
-    </w:p>
-    <w:p>
-      <w:r>
-        <w:t>飞到物资点 -&gt; 边瞄边降到底 -&gt; 抓取 -&gt; 起飞回巡航高度。</w:t>
-      </w:r>
-    </w:p>
-    <w:p>
-      <w:r>
-        <w:rPr>
-          <w:b/>
-        </w:rPr>
-        <w:t>参数</w:t>
+        <w:t>SEARCH_SPEED_MPS</w:t>
+      </w:r>
+      <w:r>
+        <w:t xml:space="preserve"> （0.4）——见那个常量上面的实测说明。用完自动恢复原限速。</w:t>
       </w:r>
     </w:p>
     <w:p>
@@ -3040,7 +3593,25 @@
         <w:ind w:left="480"/>
       </w:pPr>
       <w:r>
-        <w:t>wxy: 物资点的世界坐标 (x, y)。</w:t>
+        <w:t>face_leg: 出发前先把机头转到这一段的方向（默认 True）。 为什么默认开：① 进入搜索段时机头还停在</w:t>
+      </w:r>
+      <w:r>
+        <w:rPr>
+          <w:b/>
+        </w:rPr>
+        <w:t>上一段</w:t>
+      </w:r>
+      <w:r>
+        <w:t>的航向上 （</w:t>
+      </w:r>
+      <w:r>
+        <w:rPr>
+          <w:rFonts w:ascii="Consolas" w:hAnsi="Consolas"/>
+        </w:rPr>
+        <w:t>fly_route()</w:t>
+      </w:r>
+      <w:r>
+        <w:t xml:space="preserve"> 只在它自己的航点之间转向，最后一个航点之后 没有"下一段"可转），2026-10-06 实测 G-&gt;E 段机头没对准 E； ② 下视画面是 1280x720，长边垂直于航向时横向覆盖 1.57 m、 纵向 0.9 m——搜索要的正是"横向扫得宽"，机头对准航向才是 这个朝向。转向期间飞机悬停，转完才起步。</w:t>
       </w:r>
     </w:p>
     <w:p>
@@ -3049,7 +3620,25 @@
         <w:ind w:left="480"/>
       </w:pPr>
       <w:r>
-        <w:t>class_id: 物资点上贴的标识，比如 'apriltag:0'，用来边瞄边降。</w:t>
+        <w:t>leg_start: 这一段的</w:t>
+      </w:r>
+      <w:r>
+        <w:rPr>
+          <w:b/>
+        </w:rPr>
+        <w:t>标称起点</w:t>
+      </w:r>
+      <w:r>
+        <w:t xml:space="preserve">（世界坐标 (x, y)），只用来算航向。 给了就用"标称起点 -&gt; leg_end"的方向角（用户 2026-10-06 要求： 这一段的偏航角严格等于航线上这一段的方向角）；不给就退回 "飞机当前实际位置 -&gt; leg_end"。两者差别来自飞机停在航点上的 位置误差：G-&gt;E 长 8.3 m、到点误差几十厘米时，方向角差 3° 上下。 ⚠️ 算角度前两个点都会 </w:t>
+      </w:r>
+      <w:r>
+        <w:rPr>
+          <w:rFonts w:ascii="Consolas" w:hAnsi="Consolas"/>
+        </w:rPr>
+        <w:t>world_to_local()</w:t>
+      </w:r>
+      <w:r>
+        <w:t>，所以世界系和局部系 之间那点偏转（起飞点锁定带来的，实测 -0.37°）会被自动吃掉， 不能直接拿世界坐标 atan2 当局部系航向用。</w:t>
       </w:r>
     </w:p>
     <w:p>
@@ -3058,7 +3647,25 @@
         <w:ind w:left="480"/>
       </w:pPr>
       <w:r>
-        <w:t>what: 物资叫什么，进日志也进降落提示（"已降落在{what}点"）。</w:t>
+        <w:t xml:space="preserve">center_tol_px: 发现目标后飞到它正上方的像素收敛阈值，透传给 </w:t>
+      </w:r>
+      <w:r>
+        <w:rPr>
+          <w:rFonts w:ascii="Consolas" w:hAnsi="Consolas"/>
+        </w:rPr>
+        <w:t>track_over_target()</w:t>
+      </w:r>
+      <w:r>
+        <w:t xml:space="preserve">，不给用 </w:t>
+      </w:r>
+      <w:r>
+        <w:rPr>
+          <w:rFonts w:ascii="Consolas" w:hAnsi="Consolas"/>
+        </w:rPr>
+        <w:t>CENTER_TOL_PX</w:t>
+      </w:r>
+      <w:r>
+        <w:t>（50）。</w:t>
       </w:r>
     </w:p>
     <w:p>
@@ -3067,7 +3674,66 @@
         <w:ind w:left="480"/>
       </w:pPr>
       <w:r>
-        <w:t>agl_m: 飞过去时的巡航高度，抓完也回到这个高度（米）。</w:t>
+        <w:t xml:space="preserve">center_timeout_s: 对准的机载时限，透传给 </w:t>
+      </w:r>
+      <w:r>
+        <w:rPr>
+          <w:rFonts w:ascii="Consolas" w:hAnsi="Consolas"/>
+        </w:rPr>
+        <w:t>track_over_target()</w:t>
+      </w:r>
+      <w:r>
+        <w:t xml:space="preserve">， 不给用 </w:t>
+      </w:r>
+      <w:r>
+        <w:rPr>
+          <w:rFonts w:ascii="Consolas" w:hAnsi="Consolas"/>
+        </w:rPr>
+        <w:t>CENTER_TIMEOUT_S</w:t>
+      </w:r>
+      <w:r>
+        <w:t>（30）。</w:t>
+      </w:r>
+      <w:r>
+        <w:rPr>
+          <w:b/>
+        </w:rPr>
+        <w:t>超时按成功处理</w:t>
+      </w:r>
+      <w:r>
+        <w:t>，会用当时 解算的坐标继续往下走。</w:t>
+      </w:r>
+    </w:p>
+    <w:p>
+      <w:r>
+        <w:rPr>
+          <w:rFonts w:ascii="Consolas" w:hAnsi="Consolas"/>
+          <w:b/>
+          <w:sz w:val="22"/>
+        </w:rPr>
+        <w:t>fetch_from(wxy: Tuple[float, float], class_id: str, what: str='物资', agl_m: float=2.0, sound: Optional[str]=None, direct: bool=False, precise: bool=True)</w:t>
+      </w:r>
+    </w:p>
+    <w:p>
+      <w:r>
+        <w:rPr>
+          <w:i/>
+          <w:sz w:val="18"/>
+        </w:rPr>
+        <w:t>第 226 行首次用到 · 抓放与发射</w:t>
+      </w:r>
+    </w:p>
+    <w:p>
+      <w:r>
+        <w:t>飞到物资点 -&gt; 边瞄边降到底 -&gt; 抓取 -&gt; 起飞回巡航高度。</w:t>
+      </w:r>
+    </w:p>
+    <w:p>
+      <w:r>
+        <w:rPr>
+          <w:b/>
+        </w:rPr>
+        <w:t>参数</w:t>
       </w:r>
     </w:p>
     <w:p>
@@ -3076,25 +3742,7 @@
         <w:ind w:left="480"/>
       </w:pPr>
       <w:r>
-        <w:t>sound: 声光播报内容。</w:t>
-      </w:r>
-      <w:r>
-        <w:rPr>
-          <w:b/>
-        </w:rPr>
-        <w:t>播报点在落地之后、舵机动作之前</w:t>
-      </w:r>
-      <w:r>
-        <w:t xml:space="preserve">——裁判 听到的那一声要对上"正在抓"这个瞬间；写在 </w:t>
-      </w:r>
-      <w:r>
-        <w:rPr>
-          <w:rFonts w:ascii="Consolas" w:hAnsi="Consolas"/>
-        </w:rPr>
-        <w:t>fetch_from()</w:t>
-      </w:r>
-      <w:r>
-        <w:t xml:space="preserve"> 前面会提前十几秒（还在飞往物资点的路上就播了）。</w:t>
+        <w:t>wxy: 物资点的世界坐标 (x, y)。</w:t>
       </w:r>
     </w:p>
     <w:p>
@@ -3103,6 +3751,60 @@
         <w:ind w:left="480"/>
       </w:pPr>
       <w:r>
+        <w:t>class_id: 物资点上贴的标识，比如 'apriltag:0'，用来边瞄边降。</w:t>
+      </w:r>
+    </w:p>
+    <w:p>
+      <w:pPr>
+        <w:pStyle w:val="ListBullet"/>
+        <w:ind w:left="480"/>
+      </w:pPr>
+      <w:r>
+        <w:t>what: 物资叫什么，进日志也进降落提示（"已降落在{what}点"）。</w:t>
+      </w:r>
+    </w:p>
+    <w:p>
+      <w:pPr>
+        <w:pStyle w:val="ListBullet"/>
+        <w:ind w:left="480"/>
+      </w:pPr>
+      <w:r>
+        <w:t>agl_m: 飞过去时的巡航高度，抓完也回到这个高度（米）。</w:t>
+      </w:r>
+    </w:p>
+    <w:p>
+      <w:pPr>
+        <w:pStyle w:val="ListBullet"/>
+        <w:ind w:left="480"/>
+      </w:pPr>
+      <w:r>
+        <w:t>sound: 声光播报内容。</w:t>
+      </w:r>
+      <w:r>
+        <w:rPr>
+          <w:b/>
+        </w:rPr>
+        <w:t>播报点在落地之后、舵机动作之前</w:t>
+      </w:r>
+      <w:r>
+        <w:t xml:space="preserve">——裁判 听到的那一声要对上"正在抓"这个瞬间；写在 </w:t>
+      </w:r>
+      <w:r>
+        <w:rPr>
+          <w:rFonts w:ascii="Consolas" w:hAnsi="Consolas"/>
+        </w:rPr>
+        <w:t>fetch_from()</w:t>
+      </w:r>
+      <w:r>
+        <w:t xml:space="preserve"> 前面会提前十几秒（还在飞往物资点的路上就播了）。</w:t>
+      </w:r>
+    </w:p>
+    <w:p>
+      <w:pPr>
+        <w:pStyle w:val="ListBullet"/>
+        <w:ind w:left="480"/>
+      </w:pPr>
+      <w:r>
         <w:t xml:space="preserve">direct: True = 飞过去那一段走直线，不经规划器。含义和前提同 </w:t>
       </w:r>
       <w:r>
@@ -3113,6 +3815,33 @@
       </w:r>
       <w:r>
         <w:t>。</w:t>
+      </w:r>
+    </w:p>
+    <w:p>
+      <w:pPr>
+        <w:pStyle w:val="ListBullet"/>
+        <w:ind w:left="480"/>
+      </w:pPr>
+      <w:r>
+        <w:t xml:space="preserve">precise: True（默认）= 走 </w:t>
+      </w:r>
+      <w:r>
+        <w:rPr>
+          <w:rFonts w:ascii="Consolas" w:hAnsi="Consolas"/>
+        </w:rPr>
+        <w:t>land_on()</w:t>
+      </w:r>
+      <w:r>
+        <w:t xml:space="preserve"> 的边瞄边降，对准标识再抓； False = </w:t>
+      </w:r>
+      <w:r>
+        <w:rPr>
+          <w:b/>
+        </w:rPr>
+        <w:t>只飞到点上空直接降落</w:t>
+      </w:r>
+      <w:r>
+        <w:t>，不碰视觉。 什么时候用 False：抓取动作本身不要求对准标识的场合——比如综合任务 高层火情轮取灭火器材，用户 2026-10-07 明确："高楼火情物资点降落 只是做一个动作，不需要精降"。地面火情轮取灭火弹仍要精降（不对准 就抓不到）。</w:t>
       </w:r>
     </w:p>
     <w:p>
@@ -3131,7 +3860,7 @@
           <w:i/>
           <w:sz w:val="18"/>
         </w:rPr>
-        <w:t>第 142 行首次用到 · 航线飞行</w:t>
+        <w:t>第 232 行首次用到 · 航线飞行</w:t>
       </w:r>
     </w:p>
     <w:p>
@@ -3258,12 +3987,12 @@
           <w:i/>
           <w:sz w:val="18"/>
         </w:rPr>
-        <w:t>第 145 行首次用到 · 抓放与发射</w:t>
+        <w:t>第 234 行首次用到 · 抓放与发射</w:t>
       </w:r>
     </w:p>
     <w:p>
       <w:r>
-        <w:t>驱动机械抓。release=False 抓紧，True 松开。</w:t>
+        <w:t>驱动机械抓。release=False 抓紧，True 松开（打开爪子）。</w:t>
       </w:r>
     </w:p>
     <w:p>
@@ -3280,7 +4009,25 @@
         <w:ind w:left="480"/>
       </w:pPr>
       <w:r>
-        <w:t>release: False = 抓紧（PWM 800），True = 松开（PWM 2000）。 真机实测值，见 GRIP_CLOSE_PWM / GRIP_OPEN_PWM。</w:t>
+        <w:t xml:space="preserve">release: False = 抓紧（该路 </w:t>
+      </w:r>
+      <w:r>
+        <w:rPr>
+          <w:rFonts w:ascii="Consolas" w:hAnsi="Consolas"/>
+        </w:rPr>
+        <w:t>pwm_action</w:t>
+      </w:r>
+      <w:r>
+        <w:t>），True = 打开（</w:t>
+      </w:r>
+      <w:r>
+        <w:rPr>
+          <w:rFonts w:ascii="Consolas" w:hAnsi="Consolas"/>
+        </w:rPr>
+        <w:t>pwm_idle</w:t>
+      </w:r>
+      <w:r>
+        <w:t>）。</w:t>
       </w:r>
     </w:p>
     <w:p>
@@ -3299,7 +4046,7 @@
           <w:b/>
           <w:sz w:val="22"/>
         </w:rPr>
-        <w:t>follow_formation(spacing_m: Optional[float]=None, agl_m: float=2.0, join: str='station', route_wait_s: float=60.0, done_wait_s: float=600.0)</w:t>
+        <w:t>follow_formation(spacing_m: Optional[float]=None, agl_m: float=2.0, join: str='station', route_wait_s: float=60.0, done_wait_s: float=600.0, turn_at_waypoint: bool=False)</w:t>
       </w:r>
     </w:p>
     <w:p>
@@ -3308,7 +4055,7 @@
           <w:i/>
           <w:sz w:val="18"/>
         </w:rPr>
-        <w:t>第 148 行首次用到 · 编队</w:t>
+        <w:t>第 237 行首次用到 · 编队</w:t>
       </w:r>
     </w:p>
     <w:p>
@@ -3415,6 +4162,123 @@
       </w:r>
     </w:p>
     <w:p>
+      <w:pPr>
+        <w:pStyle w:val="ListBullet"/>
+        <w:ind w:left="480"/>
+      </w:pPr>
+      <w:r>
+        <w:t>turn_at_waypoint: 拐点要不要把机头转到下一段航向。</w:t>
+      </w:r>
+      <w:r>
+        <w:rPr>
+          <w:b/>
+        </w:rPr>
+        <w:t>默认 False=不转</w:t>
+      </w:r>
+      <w:r>
+        <w:t xml:space="preserve"> （2026-10-05 跟长机 </w:t>
+      </w:r>
+      <w:r>
+        <w:rPr>
+          <w:rFonts w:ascii="Consolas" w:hAnsi="Consolas"/>
+        </w:rPr>
+        <w:t>lead_formation()</w:t>
+      </w:r>
+      <w:r>
+        <w:t xml:space="preserve"> 的同名参数对齐，默认值 也一样，两边一起不转才不会出现"长机机头不动、僚机在拐点转"的 不一致）。 · False：传 </w:t>
+      </w:r>
+      <w:r>
+        <w:rPr>
+          <w:rFonts w:ascii="Consolas" w:hAnsi="Consolas"/>
+        </w:rPr>
+        <w:t>turn_in_place=False</w:t>
+      </w:r>
+      <w:r>
+        <w:t xml:space="preserve"> 给 </w:t>
+      </w:r>
+      <w:r>
+        <w:rPr>
+          <w:rFonts w:ascii="Consolas" w:hAnsi="Consolas"/>
+        </w:rPr>
+        <w:t>formation_follower_node</w:t>
+      </w:r>
+      <w:r>
+        <w:t xml:space="preserve"> （也就是把它的 </w:t>
+      </w:r>
+      <w:r>
+        <w:rPr>
+          <w:rFonts w:ascii="Consolas" w:hAnsi="Consolas"/>
+        </w:rPr>
+        <w:t>yaw_follow_leg</w:t>
+      </w:r>
+      <w:r>
+        <w:t xml:space="preserve"> 关掉），僚机全程机头不变； 入列前飞站位点那一次 </w:t>
+      </w:r>
+      <w:r>
+        <w:rPr>
+          <w:rFonts w:ascii="Consolas" w:hAnsi="Consolas"/>
+        </w:rPr>
+        <w:t>face_yaw()</w:t>
+      </w:r>
+      <w:r>
+        <w:t xml:space="preserve"> 也一并跳过。 · True：拐点先停下转到该段航向再前飞。⚠️ 那条路的门控 （</w:t>
+      </w:r>
+      <w:r>
+        <w:rPr>
+          <w:rFonts w:ascii="Consolas" w:hAnsi="Consolas"/>
+        </w:rPr>
+        <w:t>_yaw_turning</w:t>
+      </w:r>
+      <w:r>
+        <w:t>）</w:t>
+      </w:r>
+      <w:r>
+        <w:rPr>
+          <w:b/>
+        </w:rPr>
+        <w:t>只有"机头真的转到位"一个出口、没有超时逃生</w:t>
+      </w:r>
+      <w:r>
+        <w:t>， 航向指令一旦不生效（例如 PX4CTRL_YAW_LOCK_ENABLED=true）僚机会 永久悬停——2026-10-04 真机就是这么挂的。 ⚠️ 不管这一项取什么值，</w:t>
+      </w:r>
+      <w:r>
+        <w:rPr>
+          <w:rFonts w:ascii="Consolas" w:hAnsi="Consolas"/>
+        </w:rPr>
+        <w:t>leg_route</w:t>
+      </w:r>
+      <w:r>
+        <w:t xml:space="preserve"> 都照常下发：它除了定航向，还 用来算</w:t>
+      </w:r>
+      <w:r>
+        <w:rPr>
+          <w:b/>
+        </w:rPr>
+        <w:t>航线里程尺</w:t>
+      </w:r>
+      <w:r>
+        <w:t>（清洗长机轨迹）和</w:t>
+      </w:r>
+      <w:r>
+        <w:rPr>
+          <w:b/>
+        </w:rPr>
+        <w:t>拐点前馈收油</w:t>
+      </w:r>
+      <w:r>
+        <w:t xml:space="preserve"> （</w:t>
+      </w:r>
+      <w:r>
+        <w:rPr>
+          <w:rFonts w:ascii="Consolas" w:hAnsi="Consolas"/>
+        </w:rPr>
+        <w:t>corner_ff_radius_m</w:t>
+      </w:r>
+      <w:r>
+        <w:t>），关掉航向不等于不需要航线。</w:t>
+      </w:r>
+    </w:p>
+    <w:p>
       <w:r>
         <w:rPr>
           <w:rFonts w:ascii="Consolas" w:hAnsi="Consolas"/>
@@ -3430,7 +4294,7 @@
           <w:i/>
           <w:sz w:val="18"/>
         </w:rPr>
-        <w:t>第 168 行首次用到 · 航线飞行</w:t>
+        <w:t>第 265 行首次用到 · 航线飞行</w:t>
       </w:r>
     </w:p>
     <w:p>
@@ -3462,7 +4326,7 @@
           <w:b/>
           <w:sz w:val="22"/>
         </w:rPr>
-        <w:t>release_at(wxy: Tuple[float, float], class_id: str, what: str='物资', agl_m: float=2.0, sound: Optional[str]=None, direct: bool=False)</w:t>
+        <w:t>release_at(wxy: Tuple[float, float], class_id: str='', what: str='物资', agl_m: float=2.0, sound: Optional[str]=None, direct: bool=False, precise: bool=False)</w:t>
       </w:r>
     </w:p>
     <w:p>
@@ -3471,12 +4335,12 @@
           <w:i/>
           <w:sz w:val="18"/>
         </w:rPr>
-        <w:t>第 171 行首次用到 · 抓放与发射</w:t>
+        <w:t>第 273 行首次用到 · 抓放与发射</w:t>
       </w:r>
     </w:p>
     <w:p>
       <w:r>
-        <w:t>飞到物资点 -&gt; 边瞄边降到底 -&gt; 松开 -&gt; 起飞回巡航高度。</w:t>
+        <w:t>飞到物资点 -&gt; 降落 -&gt; 松开 -&gt; 起飞回巡航高度。</w:t>
       </w:r>
     </w:p>
     <w:p>
@@ -3502,7 +4366,16 @@
         <w:ind w:left="480"/>
       </w:pPr>
       <w:r>
-        <w:t>class_id: 物资点上贴的标识，用来边瞄边降。</w:t>
+        <w:t>class_id: 物资点上贴的标识。</w:t>
+      </w:r>
+      <w:r>
+        <w:rPr>
+          <w:b/>
+        </w:rPr>
+        <w:t>只有 `precise=True` 时才用到</w:t>
+      </w:r>
+      <w:r>
+        <w:t>。</w:t>
       </w:r>
     </w:p>
     <w:p>
@@ -3560,13 +4433,31 @@
       </w:r>
     </w:p>
     <w:p>
+      <w:pPr>
+        <w:pStyle w:val="ListBullet"/>
+        <w:ind w:left="480"/>
+      </w:pPr>
+      <w:r>
+        <w:t xml:space="preserve">precise: True = 仍走 </w:t>
+      </w:r>
+      <w:r>
+        <w:rPr>
+          <w:rFonts w:ascii="Consolas" w:hAnsi="Consolas"/>
+        </w:rPr>
+        <w:t>land_on()</w:t>
+      </w:r>
+      <w:r>
+        <w:t xml:space="preserve"> 的边瞄边降（需要下视看得见 class_id）。</w:t>
+      </w:r>
+    </w:p>
+    <w:p>
       <w:r>
         <w:rPr>
           <w:rFonts w:ascii="Consolas" w:hAnsi="Consolas"/>
           <w:b/>
           <w:sz w:val="22"/>
         </w:rPr>
-        <w:t>run(leader: Any, follower: Any, description: Optional[str]=None, spacing_m: float=4.0)</w:t>
+        <w:t>run(leader: Any, follower: Any, description: Optional[str]=None, spacing_m: float=5.0)</w:t>
       </w:r>
     </w:p>
     <w:p>
@@ -3575,7 +4466,7 @@
           <w:i/>
           <w:sz w:val="18"/>
         </w:rPr>
-        <w:t>第 197 行首次用到 · 程序入口  ·  staticmethod</w:t>
+        <w:t>第 314 行首次用到 · 程序入口  ·  staticmethod</w:t>
       </w:r>
     </w:p>
     <w:p>
